--- a/docs/คู่มือการใช้งาน CRS MIS — ฝ่ายวิชาการ (Admin).docx
+++ b/docs/คู่มือการใช้งาน CRS MIS — ฝ่ายวิชาการ (Admin).docx
@@ -1711,7 +1711,7 @@
           <w:sz w:val="22"/>
           <w:lang w:val="th-TH" w:eastAsia="th-TH" w:bidi="th-TH"/>
         </w:rPr>
-        <w:t>ก่อนส่งผล: ตรวจเกรด/ร./มส. และความครบของสมรรถนะทุกแหล่ง</w:t>
+        <w:t>ก่อนส่งผล: ติดตามให้ครูเจ้าของวิชากรอกสมรรถนะหลักของวิชาตนเอง แล้วตรวจเกรด/ร./มส. และความครบของสมรรถนะทุกแหล่ง</w:t>
       </w:r>
     </w:p>
     <w:p>
